--- a/paper/PH-MissBench_preprint.docx
+++ b/paper/PH-MissBench_preprint.docx
@@ -2437,7 +2437,7 @@
         <w:pStyle w:val="FirstParagraph"/>
       </w:pPr>
       <w:r>
-        <w:t xml:space="preserve">The code (MIT License) and the task definitions, split manifests, missingness audit and baseline results (CC BY 4.0) will be released publicly on GitHub with an archived Zenodo DOI; until then they are available from the author. The task files were frozen and tagged (</w:t>
+        <w:t xml:space="preserve">The code (MIT License) and the task definitions, split manifests, missingness audit and baseline results (CC BY 4.0) are available at https://github.com/SelormB/ph-missbench. An archived release with a Zenodo DOI will follow. The task files were frozen and tagged (</w:t>
       </w:r>
       <w:r>
         <w:rPr>
